--- a/project/documents/ptoforms/corrapplicant.docx
+++ b/project/documents/ptoforms/corrapplicant.docx
@@ -1,6 +1,6 @@
 
 <file path=word/document.xml><?xml version="1.0" encoding="utf-8"?>
-<w:document xmlns:wpc="http://schemas.microsoft.com/office/word/2010/wordprocessingCanvas" xmlns:cx="http://schemas.microsoft.com/office/drawing/2014/chartex" xmlns:cx1="http://schemas.microsoft.com/office/drawing/2015/9/8/chartex" xmlns:cx2="http://schemas.microsoft.com/office/drawing/2015/10/21/chartex" xmlns:cx3="http://schemas.microsoft.com/office/drawing/2016/5/9/chartex" xmlns:cx4="http://schemas.microsoft.com/office/drawing/2016/5/10/chartex" xmlns:cx5="http://schemas.microsoft.com/office/drawing/2016/5/11/chartex" xmlns:cx6="http://schemas.microsoft.com/office/drawing/2016/5/12/chartex" xmlns:cx7="http://schemas.microsoft.com/office/drawing/2016/5/13/chartex" xmlns:cx8="http://schemas.microsoft.com/office/drawing/2016/5/14/chartex" xmlns:mc="http://schemas.openxmlformats.org/markup-compatibility/2006" xmlns:aink="http://schemas.microsoft.com/office/drawing/2016/ink" xmlns:am3d="http://schemas.microsoft.com/office/drawing/2017/model3d" xmlns:o="urn:schemas-microsoft-com:office:office" xmlns:oel="http://schemas.microsoft.com/office/2019/extlst" xmlns:r="http://schemas.openxmlformats.org/officeDocument/2006/relationships" xmlns:m="http://schemas.openxmlformats.org/officeDocument/2006/math" xmlns:v="urn:schemas-microsoft-com:vml" xmlns:wp14="http://schemas.microsoft.com/office/word/2010/wordprocessingDrawing" xmlns:wp="http://schemas.openxmlformats.org/drawingml/2006/wordprocessingDrawing" xmlns:w10="urn:schemas-microsoft-com:office:word" xmlns:w="http://schemas.openxmlformats.org/wordprocessingml/2006/main" xmlns:w14="http://schemas.microsoft.com/office/word/2010/wordml" xmlns:w15="http://schemas.microsoft.com/office/word/2012/wordml" xmlns:w16cex="http://schemas.microsoft.com/office/word/2018/wordml/cex" xmlns:w16cid="http://schemas.microsoft.com/office/word/2016/wordml/cid" xmlns:w16="http://schemas.microsoft.com/office/word/2018/wordml" xmlns:w16sdtdh="http://schemas.microsoft.com/office/word/2020/wordml/sdtdatahash" xmlns:w16se="http://schemas.microsoft.com/office/word/2015/wordml/symex" xmlns:wpg="http://schemas.microsoft.com/office/word/2010/wordprocessingGroup" xmlns:wpi="http://schemas.microsoft.com/office/word/2010/wordprocessingInk" xmlns:wne="http://schemas.microsoft.com/office/word/2006/wordml" xmlns:wps="http://schemas.microsoft.com/office/word/2010/wordprocessingShape" mc:Ignorable="w14 w15 w16se w16cid w16 w16cex w16sdtdh wp14">
+<w:document xmlns:wpc="http://schemas.microsoft.com/office/word/2010/wordprocessingCanvas" xmlns:cx="http://schemas.microsoft.com/office/drawing/2014/chartex" xmlns:cx1="http://schemas.microsoft.com/office/drawing/2015/9/8/chartex" xmlns:cx2="http://schemas.microsoft.com/office/drawing/2015/10/21/chartex" xmlns:cx3="http://schemas.microsoft.com/office/drawing/2016/5/9/chartex" xmlns:cx4="http://schemas.microsoft.com/office/drawing/2016/5/10/chartex" xmlns:cx5="http://schemas.microsoft.com/office/drawing/2016/5/11/chartex" xmlns:cx6="http://schemas.microsoft.com/office/drawing/2016/5/12/chartex" xmlns:cx7="http://schemas.microsoft.com/office/drawing/2016/5/13/chartex" xmlns:cx8="http://schemas.microsoft.com/office/drawing/2016/5/14/chartex" xmlns:mc="http://schemas.openxmlformats.org/markup-compatibility/2006" xmlns:aink="http://schemas.microsoft.com/office/drawing/2016/ink" xmlns:am3d="http://schemas.microsoft.com/office/drawing/2017/model3d" xmlns:o="urn:schemas-microsoft-com:office:office" xmlns:oel="http://schemas.microsoft.com/office/2019/extlst" xmlns:r="http://schemas.openxmlformats.org/officeDocument/2006/relationships" xmlns:m="http://schemas.openxmlformats.org/officeDocument/2006/math" xmlns:v="urn:schemas-microsoft-com:vml" xmlns:wp14="http://schemas.microsoft.com/office/word/2010/wordprocessingDrawing" xmlns:wp="http://schemas.openxmlformats.org/drawingml/2006/wordprocessingDrawing" xmlns:w10="urn:schemas-microsoft-com:office:word" xmlns:w="http://schemas.openxmlformats.org/wordprocessingml/2006/main" xmlns:w14="http://schemas.microsoft.com/office/word/2010/wordml" xmlns:w15="http://schemas.microsoft.com/office/word/2012/wordml" xmlns:w16cex="http://schemas.microsoft.com/office/word/2018/wordml/cex" xmlns:w16cid="http://schemas.microsoft.com/office/word/2016/wordml/cid" xmlns:w16="http://schemas.microsoft.com/office/word/2018/wordml" xmlns:w16du="http://schemas.microsoft.com/office/word/2023/wordml/word16du" xmlns:w16sdtdh="http://schemas.microsoft.com/office/word/2020/wordml/sdtdatahash" xmlns:w16sdtfl="http://schemas.microsoft.com/office/word/2024/wordml/sdtformatlock" xmlns:w16se="http://schemas.microsoft.com/office/word/2015/wordml/symex" xmlns:wpg="http://schemas.microsoft.com/office/word/2010/wordprocessingGroup" xmlns:wpi="http://schemas.microsoft.com/office/word/2010/wordprocessingInk" xmlns:wne="http://schemas.microsoft.com/office/word/2006/wordml" xmlns:wps="http://schemas.microsoft.com/office/word/2010/wordprocessingShape" mc:Ignorable="w14 w15 w16se w16cid w16 w16cex w16sdtdh w16sdtfl w16du wp14">
   <w:body>
     <w:tbl>
       <w:tblPr>
@@ -443,7 +443,6 @@
                   <w14:uncheckedState w14:val="2610" w14:font="MS Gothic"/>
                 </w14:checkbox>
               </w:sdtPr>
-              <w:sdtEndPr/>
               <w:sdtContent>
                 <w:r>
                   <w:rPr>
@@ -530,7 +529,6 @@
                   <w14:uncheckedState w14:val="2610" w14:font="MS Gothic"/>
                 </w14:checkbox>
               </w:sdtPr>
-              <w:sdtEndPr/>
               <w:sdtContent>
                 <w:r>
                   <w:rPr>
@@ -645,7 +643,6 @@
                   <w14:uncheckedState w14:val="2610" w14:font="MS Gothic"/>
                 </w14:checkbox>
               </w:sdtPr>
-              <w:sdtEndPr/>
               <w:sdtContent>
                 <w:r>
                   <w:rPr>
@@ -735,7 +732,6 @@
                   <w14:uncheckedState w14:val="2610" w14:font="MS Gothic"/>
                 </w14:checkbox>
               </w:sdtPr>
-              <w:sdtEndPr/>
               <w:sdtContent>
                 <w:r>
                   <w:rPr>
@@ -814,7 +810,6 @@
                   <w14:uncheckedState w14:val="2610" w14:font="MS Gothic"/>
                 </w14:checkbox>
               </w:sdtPr>
-              <w:sdtEndPr/>
               <w:sdtContent>
                 <w:r>
                   <w:rPr>
@@ -864,7 +859,6 @@
                   <w14:uncheckedState w14:val="2610" w14:font="MS Gothic"/>
                 </w14:checkbox>
               </w:sdtPr>
-              <w:sdtEndPr/>
               <w:sdtContent>
                 <w:r>
                   <w:rPr>
@@ -909,7 +903,6 @@
                   <w14:uncheckedState w14:val="2610" w14:font="MS Gothic"/>
                 </w14:checkbox>
               </w:sdtPr>
-              <w:sdtEndPr/>
               <w:sdtContent>
                 <w:r>
                   <w:rPr>
@@ -954,7 +947,6 @@
                   <w14:uncheckedState w14:val="2610" w14:font="MS Gothic"/>
                 </w14:checkbox>
               </w:sdtPr>
-              <w:sdtEndPr/>
               <w:sdtContent>
                 <w:r>
                   <w:rPr>
@@ -1303,7 +1295,25 @@
                 <w:sz w:val="16"/>
                 <w:szCs w:val="16"/>
               </w:rPr>
-              <w:t>This form must be signed in accordance with 37 CFR 1.33. See 37 CFR 1.4 for signature requirements and certifications. *Juristic entities must be represented by a patent practitioner (See 37 CFR 1.31, applicable to any paper filed on or after September 16, 2012 that is presented on behalf of a juristic entity, regardless of application filing date). Submit multiple forms if more than one signature is required, see below**.</w:t>
+              <w:t xml:space="preserve">This form must be signed in accordance with 37 CFR 1.33. See 37 CFR 1.4 for signature requirements and certifications. *Juristic entities must be represented by a patent practitioner (See 37 CFR 1.31, applicable to any paper filed on or after September 16, </w:t>
+            </w:r>
+            <w:proofErr w:type="gramStart"/>
+            <w:r>
+              <w:rPr>
+                <w:rFonts w:ascii="Calibri" w:hAnsi="Calibri" w:cs="Calibri"/>
+                <w:sz w:val="16"/>
+                <w:szCs w:val="16"/>
+              </w:rPr>
+              <w:t>2012</w:t>
+            </w:r>
+            <w:proofErr w:type="gramEnd"/>
+            <w:r>
+              <w:rPr>
+                <w:rFonts w:ascii="Calibri" w:hAnsi="Calibri" w:cs="Calibri"/>
+                <w:sz w:val="16"/>
+                <w:szCs w:val="16"/>
+              </w:rPr>
+              <w:t xml:space="preserve"> that is presented on behalf of a juristic entity, regardless of application filing date). Submit multiple forms if more than one signature is required, see below**.</w:t>
             </w:r>
           </w:p>
           <w:p>
@@ -1329,7 +1339,6 @@
                   <w14:uncheckedState w14:val="2610" w14:font="MS Gothic"/>
                 </w14:checkbox>
               </w:sdtPr>
-              <w:sdtEndPr/>
               <w:sdtContent>
                 <w:r>
                   <w:rPr>
@@ -1365,13 +1374,23 @@
               </w:rPr>
               <w:t xml:space="preserve">    1   </w:t>
             </w:r>
+            <w:proofErr w:type="gramStart"/>
             <w:r>
               <w:rPr>
                 <w:rFonts w:ascii="Calibri" w:hAnsi="Calibri" w:cs="Calibri"/>
                 <w:sz w:val="16"/>
                 <w:szCs w:val="16"/>
               </w:rPr>
-              <w:t>forms are submitted.</w:t>
+              <w:t>forms</w:t>
+            </w:r>
+            <w:proofErr w:type="gramEnd"/>
+            <w:r>
+              <w:rPr>
+                <w:rFonts w:ascii="Calibri" w:hAnsi="Calibri" w:cs="Calibri"/>
+                <w:sz w:val="16"/>
+                <w:szCs w:val="16"/>
+              </w:rPr>
+              <w:t xml:space="preserve"> are submitted.</w:t>
             </w:r>
             <w:r>
               <w:t xml:space="preserve"> </w:t>
@@ -1399,7 +1418,7 @@
 </file>
 
 <file path=word/endnotes.xml><?xml version="1.0" encoding="utf-8"?>
-<w:endnotes xmlns:wpc="http://schemas.microsoft.com/office/word/2010/wordprocessingCanvas" xmlns:cx="http://schemas.microsoft.com/office/drawing/2014/chartex" xmlns:cx1="http://schemas.microsoft.com/office/drawing/2015/9/8/chartex" xmlns:cx2="http://schemas.microsoft.com/office/drawing/2015/10/21/chartex" xmlns:cx3="http://schemas.microsoft.com/office/drawing/2016/5/9/chartex" xmlns:cx4="http://schemas.microsoft.com/office/drawing/2016/5/10/chartex" xmlns:cx5="http://schemas.microsoft.com/office/drawing/2016/5/11/chartex" xmlns:cx6="http://schemas.microsoft.com/office/drawing/2016/5/12/chartex" xmlns:cx7="http://schemas.microsoft.com/office/drawing/2016/5/13/chartex" xmlns:cx8="http://schemas.microsoft.com/office/drawing/2016/5/14/chartex" xmlns:mc="http://schemas.openxmlformats.org/markup-compatibility/2006" xmlns:aink="http://schemas.microsoft.com/office/drawing/2016/ink" xmlns:am3d="http://schemas.microsoft.com/office/drawing/2017/model3d" xmlns:o="urn:schemas-microsoft-com:office:office" xmlns:oel="http://schemas.microsoft.com/office/2019/extlst" xmlns:r="http://schemas.openxmlformats.org/officeDocument/2006/relationships" xmlns:m="http://schemas.openxmlformats.org/officeDocument/2006/math" xmlns:v="urn:schemas-microsoft-com:vml" xmlns:wp14="http://schemas.microsoft.com/office/word/2010/wordprocessingDrawing" xmlns:wp="http://schemas.openxmlformats.org/drawingml/2006/wordprocessingDrawing" xmlns:w10="urn:schemas-microsoft-com:office:word" xmlns:w="http://schemas.openxmlformats.org/wordprocessingml/2006/main" xmlns:w14="http://schemas.microsoft.com/office/word/2010/wordml" xmlns:w15="http://schemas.microsoft.com/office/word/2012/wordml" xmlns:w16cex="http://schemas.microsoft.com/office/word/2018/wordml/cex" xmlns:w16cid="http://schemas.microsoft.com/office/word/2016/wordml/cid" xmlns:w16="http://schemas.microsoft.com/office/word/2018/wordml" xmlns:w16sdtdh="http://schemas.microsoft.com/office/word/2020/wordml/sdtdatahash" xmlns:w16se="http://schemas.microsoft.com/office/word/2015/wordml/symex" xmlns:wpg="http://schemas.microsoft.com/office/word/2010/wordprocessingGroup" xmlns:wpi="http://schemas.microsoft.com/office/word/2010/wordprocessingInk" xmlns:wne="http://schemas.microsoft.com/office/word/2006/wordml" xmlns:wps="http://schemas.microsoft.com/office/word/2010/wordprocessingShape" mc:Ignorable="w14 w15 w16se w16cid w16 w16cex w16sdtdh wp14">
+<w:endnotes xmlns:wpc="http://schemas.microsoft.com/office/word/2010/wordprocessingCanvas" xmlns:cx="http://schemas.microsoft.com/office/drawing/2014/chartex" xmlns:cx1="http://schemas.microsoft.com/office/drawing/2015/9/8/chartex" xmlns:cx2="http://schemas.microsoft.com/office/drawing/2015/10/21/chartex" xmlns:cx3="http://schemas.microsoft.com/office/drawing/2016/5/9/chartex" xmlns:cx4="http://schemas.microsoft.com/office/drawing/2016/5/10/chartex" xmlns:cx5="http://schemas.microsoft.com/office/drawing/2016/5/11/chartex" xmlns:cx6="http://schemas.microsoft.com/office/drawing/2016/5/12/chartex" xmlns:cx7="http://schemas.microsoft.com/office/drawing/2016/5/13/chartex" xmlns:cx8="http://schemas.microsoft.com/office/drawing/2016/5/14/chartex" xmlns:mc="http://schemas.openxmlformats.org/markup-compatibility/2006" xmlns:aink="http://schemas.microsoft.com/office/drawing/2016/ink" xmlns:am3d="http://schemas.microsoft.com/office/drawing/2017/model3d" xmlns:o="urn:schemas-microsoft-com:office:office" xmlns:oel="http://schemas.microsoft.com/office/2019/extlst" xmlns:r="http://schemas.openxmlformats.org/officeDocument/2006/relationships" xmlns:m="http://schemas.openxmlformats.org/officeDocument/2006/math" xmlns:v="urn:schemas-microsoft-com:vml" xmlns:wp14="http://schemas.microsoft.com/office/word/2010/wordprocessingDrawing" xmlns:wp="http://schemas.openxmlformats.org/drawingml/2006/wordprocessingDrawing" xmlns:w10="urn:schemas-microsoft-com:office:word" xmlns:w="http://schemas.openxmlformats.org/wordprocessingml/2006/main" xmlns:w14="http://schemas.microsoft.com/office/word/2010/wordml" xmlns:w15="http://schemas.microsoft.com/office/word/2012/wordml" xmlns:w16cex="http://schemas.microsoft.com/office/word/2018/wordml/cex" xmlns:w16cid="http://schemas.microsoft.com/office/word/2016/wordml/cid" xmlns:w16="http://schemas.microsoft.com/office/word/2018/wordml" xmlns:w16du="http://schemas.microsoft.com/office/word/2023/wordml/word16du" xmlns:w16sdtdh="http://schemas.microsoft.com/office/word/2020/wordml/sdtdatahash" xmlns:w16sdtfl="http://schemas.microsoft.com/office/word/2024/wordml/sdtformatlock" xmlns:w16se="http://schemas.microsoft.com/office/word/2015/wordml/symex" xmlns:wpg="http://schemas.microsoft.com/office/word/2010/wordprocessingGroup" xmlns:wpi="http://schemas.microsoft.com/office/word/2010/wordprocessingInk" xmlns:wne="http://schemas.microsoft.com/office/word/2006/wordml" xmlns:wps="http://schemas.microsoft.com/office/word/2010/wordprocessingShape" mc:Ignorable="w14 w15 w16se w16cid w16 w16cex w16sdtdh w16sdtfl w16du wp14">
   <w:endnote w:type="separator" w:id="-1">
     <w:p>
       <w:pPr>
@@ -1424,7 +1443,7 @@
 </file>
 
 <file path=word/footnotes.xml><?xml version="1.0" encoding="utf-8"?>
-<w:footnotes xmlns:wpc="http://schemas.microsoft.com/office/word/2010/wordprocessingCanvas" xmlns:cx="http://schemas.microsoft.com/office/drawing/2014/chartex" xmlns:cx1="http://schemas.microsoft.com/office/drawing/2015/9/8/chartex" xmlns:cx2="http://schemas.microsoft.com/office/drawing/2015/10/21/chartex" xmlns:cx3="http://schemas.microsoft.com/office/drawing/2016/5/9/chartex" xmlns:cx4="http://schemas.microsoft.com/office/drawing/2016/5/10/chartex" xmlns:cx5="http://schemas.microsoft.com/office/drawing/2016/5/11/chartex" xmlns:cx6="http://schemas.microsoft.com/office/drawing/2016/5/12/chartex" xmlns:cx7="http://schemas.microsoft.com/office/drawing/2016/5/13/chartex" xmlns:cx8="http://schemas.microsoft.com/office/drawing/2016/5/14/chartex" xmlns:mc="http://schemas.openxmlformats.org/markup-compatibility/2006" xmlns:aink="http://schemas.microsoft.com/office/drawing/2016/ink" xmlns:am3d="http://schemas.microsoft.com/office/drawing/2017/model3d" xmlns:o="urn:schemas-microsoft-com:office:office" xmlns:oel="http://schemas.microsoft.com/office/2019/extlst" xmlns:r="http://schemas.openxmlformats.org/officeDocument/2006/relationships" xmlns:m="http://schemas.openxmlformats.org/officeDocument/2006/math" xmlns:v="urn:schemas-microsoft-com:vml" xmlns:wp14="http://schemas.microsoft.com/office/word/2010/wordprocessingDrawing" xmlns:wp="http://schemas.openxmlformats.org/drawingml/2006/wordprocessingDrawing" xmlns:w10="urn:schemas-microsoft-com:office:word" xmlns:w="http://schemas.openxmlformats.org/wordprocessingml/2006/main" xmlns:w14="http://schemas.microsoft.com/office/word/2010/wordml" xmlns:w15="http://schemas.microsoft.com/office/word/2012/wordml" xmlns:w16cex="http://schemas.microsoft.com/office/word/2018/wordml/cex" xmlns:w16cid="http://schemas.microsoft.com/office/word/2016/wordml/cid" xmlns:w16="http://schemas.microsoft.com/office/word/2018/wordml" xmlns:w16sdtdh="http://schemas.microsoft.com/office/word/2020/wordml/sdtdatahash" xmlns:w16se="http://schemas.microsoft.com/office/word/2015/wordml/symex" xmlns:wpg="http://schemas.microsoft.com/office/word/2010/wordprocessingGroup" xmlns:wpi="http://schemas.microsoft.com/office/word/2010/wordprocessingInk" xmlns:wne="http://schemas.microsoft.com/office/word/2006/wordml" xmlns:wps="http://schemas.microsoft.com/office/word/2010/wordprocessingShape" mc:Ignorable="w14 w15 w16se w16cid w16 w16cex w16sdtdh wp14">
+<w:footnotes xmlns:wpc="http://schemas.microsoft.com/office/word/2010/wordprocessingCanvas" xmlns:cx="http://schemas.microsoft.com/office/drawing/2014/chartex" xmlns:cx1="http://schemas.microsoft.com/office/drawing/2015/9/8/chartex" xmlns:cx2="http://schemas.microsoft.com/office/drawing/2015/10/21/chartex" xmlns:cx3="http://schemas.microsoft.com/office/drawing/2016/5/9/chartex" xmlns:cx4="http://schemas.microsoft.com/office/drawing/2016/5/10/chartex" xmlns:cx5="http://schemas.microsoft.com/office/drawing/2016/5/11/chartex" xmlns:cx6="http://schemas.microsoft.com/office/drawing/2016/5/12/chartex" xmlns:cx7="http://schemas.microsoft.com/office/drawing/2016/5/13/chartex" xmlns:cx8="http://schemas.microsoft.com/office/drawing/2016/5/14/chartex" xmlns:mc="http://schemas.openxmlformats.org/markup-compatibility/2006" xmlns:aink="http://schemas.microsoft.com/office/drawing/2016/ink" xmlns:am3d="http://schemas.microsoft.com/office/drawing/2017/model3d" xmlns:o="urn:schemas-microsoft-com:office:office" xmlns:oel="http://schemas.microsoft.com/office/2019/extlst" xmlns:r="http://schemas.openxmlformats.org/officeDocument/2006/relationships" xmlns:m="http://schemas.openxmlformats.org/officeDocument/2006/math" xmlns:v="urn:schemas-microsoft-com:vml" xmlns:wp14="http://schemas.microsoft.com/office/word/2010/wordprocessingDrawing" xmlns:wp="http://schemas.openxmlformats.org/drawingml/2006/wordprocessingDrawing" xmlns:w10="urn:schemas-microsoft-com:office:word" xmlns:w="http://schemas.openxmlformats.org/wordprocessingml/2006/main" xmlns:w14="http://schemas.microsoft.com/office/word/2010/wordml" xmlns:w15="http://schemas.microsoft.com/office/word/2012/wordml" xmlns:w16cex="http://schemas.microsoft.com/office/word/2018/wordml/cex" xmlns:w16cid="http://schemas.microsoft.com/office/word/2016/wordml/cid" xmlns:w16="http://schemas.microsoft.com/office/word/2018/wordml" xmlns:w16du="http://schemas.microsoft.com/office/word/2023/wordml/word16du" xmlns:w16sdtdh="http://schemas.microsoft.com/office/word/2020/wordml/sdtdatahash" xmlns:w16sdtfl="http://schemas.microsoft.com/office/word/2024/wordml/sdtformatlock" xmlns:w16se="http://schemas.microsoft.com/office/word/2015/wordml/symex" xmlns:wpg="http://schemas.microsoft.com/office/word/2010/wordprocessingGroup" xmlns:wpi="http://schemas.microsoft.com/office/word/2010/wordprocessingInk" xmlns:wne="http://schemas.microsoft.com/office/word/2006/wordml" xmlns:wps="http://schemas.microsoft.com/office/word/2010/wordprocessingShape" mc:Ignorable="w14 w15 w16se w16cid w16 w16cex w16sdtdh w16sdtfl w16du wp14">
   <w:footnote w:type="separator" w:id="-1">
     <w:p>
       <w:pPr>
@@ -1449,7 +1468,7 @@
 </file>
 
 <file path=word/header1.xml><?xml version="1.0" encoding="utf-8"?>
-<w:hdr xmlns:wpc="http://schemas.microsoft.com/office/word/2010/wordprocessingCanvas" xmlns:cx="http://schemas.microsoft.com/office/drawing/2014/chartex" xmlns:cx1="http://schemas.microsoft.com/office/drawing/2015/9/8/chartex" xmlns:cx2="http://schemas.microsoft.com/office/drawing/2015/10/21/chartex" xmlns:cx3="http://schemas.microsoft.com/office/drawing/2016/5/9/chartex" xmlns:cx4="http://schemas.microsoft.com/office/drawing/2016/5/10/chartex" xmlns:cx5="http://schemas.microsoft.com/office/drawing/2016/5/11/chartex" xmlns:cx6="http://schemas.microsoft.com/office/drawing/2016/5/12/chartex" xmlns:cx7="http://schemas.microsoft.com/office/drawing/2016/5/13/chartex" xmlns:cx8="http://schemas.microsoft.com/office/drawing/2016/5/14/chartex" xmlns:mc="http://schemas.openxmlformats.org/markup-compatibility/2006" xmlns:aink="http://schemas.microsoft.com/office/drawing/2016/ink" xmlns:am3d="http://schemas.microsoft.com/office/drawing/2017/model3d" xmlns:o="urn:schemas-microsoft-com:office:office" xmlns:oel="http://schemas.microsoft.com/office/2019/extlst" xmlns:r="http://schemas.openxmlformats.org/officeDocument/2006/relationships" xmlns:m="http://schemas.openxmlformats.org/officeDocument/2006/math" xmlns:v="urn:schemas-microsoft-com:vml" xmlns:wp14="http://schemas.microsoft.com/office/word/2010/wordprocessingDrawing" xmlns:wp="http://schemas.openxmlformats.org/drawingml/2006/wordprocessingDrawing" xmlns:w10="urn:schemas-microsoft-com:office:word" xmlns:w="http://schemas.openxmlformats.org/wordprocessingml/2006/main" xmlns:w14="http://schemas.microsoft.com/office/word/2010/wordml" xmlns:w15="http://schemas.microsoft.com/office/word/2012/wordml" xmlns:w16cex="http://schemas.microsoft.com/office/word/2018/wordml/cex" xmlns:w16cid="http://schemas.microsoft.com/office/word/2016/wordml/cid" xmlns:w16="http://schemas.microsoft.com/office/word/2018/wordml" xmlns:w16sdtdh="http://schemas.microsoft.com/office/word/2020/wordml/sdtdatahash" xmlns:w16se="http://schemas.microsoft.com/office/word/2015/wordml/symex" xmlns:wpg="http://schemas.microsoft.com/office/word/2010/wordprocessingGroup" xmlns:wpi="http://schemas.microsoft.com/office/word/2010/wordprocessingInk" xmlns:wne="http://schemas.microsoft.com/office/word/2006/wordml" xmlns:wps="http://schemas.microsoft.com/office/word/2010/wordprocessingShape" mc:Ignorable="w14 w15 w16se w16cid w16 w16cex w16sdtdh wp14">
+<w:hdr xmlns:wpc="http://schemas.microsoft.com/office/word/2010/wordprocessingCanvas" xmlns:cx="http://schemas.microsoft.com/office/drawing/2014/chartex" xmlns:cx1="http://schemas.microsoft.com/office/drawing/2015/9/8/chartex" xmlns:cx2="http://schemas.microsoft.com/office/drawing/2015/10/21/chartex" xmlns:cx3="http://schemas.microsoft.com/office/drawing/2016/5/9/chartex" xmlns:cx4="http://schemas.microsoft.com/office/drawing/2016/5/10/chartex" xmlns:cx5="http://schemas.microsoft.com/office/drawing/2016/5/11/chartex" xmlns:cx6="http://schemas.microsoft.com/office/drawing/2016/5/12/chartex" xmlns:cx7="http://schemas.microsoft.com/office/drawing/2016/5/13/chartex" xmlns:cx8="http://schemas.microsoft.com/office/drawing/2016/5/14/chartex" xmlns:mc="http://schemas.openxmlformats.org/markup-compatibility/2006" xmlns:aink="http://schemas.microsoft.com/office/drawing/2016/ink" xmlns:am3d="http://schemas.microsoft.com/office/drawing/2017/model3d" xmlns:o="urn:schemas-microsoft-com:office:office" xmlns:oel="http://schemas.microsoft.com/office/2019/extlst" xmlns:r="http://schemas.openxmlformats.org/officeDocument/2006/relationships" xmlns:m="http://schemas.openxmlformats.org/officeDocument/2006/math" xmlns:v="urn:schemas-microsoft-com:vml" xmlns:wp14="http://schemas.microsoft.com/office/word/2010/wordprocessingDrawing" xmlns:wp="http://schemas.openxmlformats.org/drawingml/2006/wordprocessingDrawing" xmlns:w10="urn:schemas-microsoft-com:office:word" xmlns:w="http://schemas.openxmlformats.org/wordprocessingml/2006/main" xmlns:w14="http://schemas.microsoft.com/office/word/2010/wordml" xmlns:w15="http://schemas.microsoft.com/office/word/2012/wordml" xmlns:w16cex="http://schemas.microsoft.com/office/word/2018/wordml/cex" xmlns:w16cid="http://schemas.microsoft.com/office/word/2016/wordml/cid" xmlns:w16="http://schemas.microsoft.com/office/word/2018/wordml" xmlns:w16du="http://schemas.microsoft.com/office/word/2023/wordml/word16du" xmlns:w16sdtdh="http://schemas.microsoft.com/office/word/2020/wordml/sdtdatahash" xmlns:w16sdtfl="http://schemas.microsoft.com/office/word/2024/wordml/sdtformatlock" xmlns:w16se="http://schemas.microsoft.com/office/word/2015/wordml/symex" xmlns:wpg="http://schemas.microsoft.com/office/word/2010/wordprocessingGroup" xmlns:wpi="http://schemas.microsoft.com/office/word/2010/wordprocessingInk" xmlns:wne="http://schemas.microsoft.com/office/word/2006/wordml" xmlns:wps="http://schemas.microsoft.com/office/word/2010/wordprocessingShape" mc:Ignorable="w14 w15 w16se w16cid w16 w16cex w16sdtdh w16sdtfl w16du wp14">
   <w:p>
     <w:pPr>
       <w:autoSpaceDE w:val="0"/>
@@ -1563,7 +1582,7 @@
 </file>
 
 <file path=word/numbering.xml><?xml version="1.0" encoding="utf-8"?>
-<w:numbering xmlns:wpc="http://schemas.microsoft.com/office/word/2010/wordprocessingCanvas" xmlns:cx="http://schemas.microsoft.com/office/drawing/2014/chartex" xmlns:cx1="http://schemas.microsoft.com/office/drawing/2015/9/8/chartex" xmlns:cx2="http://schemas.microsoft.com/office/drawing/2015/10/21/chartex" xmlns:cx3="http://schemas.microsoft.com/office/drawing/2016/5/9/chartex" xmlns:cx4="http://schemas.microsoft.com/office/drawing/2016/5/10/chartex" xmlns:cx5="http://schemas.microsoft.com/office/drawing/2016/5/11/chartex" xmlns:cx6="http://schemas.microsoft.com/office/drawing/2016/5/12/chartex" xmlns:cx7="http://schemas.microsoft.com/office/drawing/2016/5/13/chartex" xmlns:cx8="http://schemas.microsoft.com/office/drawing/2016/5/14/chartex" xmlns:mc="http://schemas.openxmlformats.org/markup-compatibility/2006" xmlns:aink="http://schemas.microsoft.com/office/drawing/2016/ink" xmlns:am3d="http://schemas.microsoft.com/office/drawing/2017/model3d" xmlns:o="urn:schemas-microsoft-com:office:office" xmlns:oel="http://schemas.microsoft.com/office/2019/extlst" xmlns:r="http://schemas.openxmlformats.org/officeDocument/2006/relationships" xmlns:m="http://schemas.openxmlformats.org/officeDocument/2006/math" xmlns:v="urn:schemas-microsoft-com:vml" xmlns:wp14="http://schemas.microsoft.com/office/word/2010/wordprocessingDrawing" xmlns:wp="http://schemas.openxmlformats.org/drawingml/2006/wordprocessingDrawing" xmlns:w10="urn:schemas-microsoft-com:office:word" xmlns:w="http://schemas.openxmlformats.org/wordprocessingml/2006/main" xmlns:w14="http://schemas.microsoft.com/office/word/2010/wordml" xmlns:w15="http://schemas.microsoft.com/office/word/2012/wordml" xmlns:w16cex="http://schemas.microsoft.com/office/word/2018/wordml/cex" xmlns:w16cid="http://schemas.microsoft.com/office/word/2016/wordml/cid" xmlns:w16="http://schemas.microsoft.com/office/word/2018/wordml" xmlns:w16sdtdh="http://schemas.microsoft.com/office/word/2020/wordml/sdtdatahash" xmlns:w16se="http://schemas.microsoft.com/office/word/2015/wordml/symex" xmlns:wpg="http://schemas.microsoft.com/office/word/2010/wordprocessingGroup" xmlns:wpi="http://schemas.microsoft.com/office/word/2010/wordprocessingInk" xmlns:wne="http://schemas.microsoft.com/office/word/2006/wordml" xmlns:wps="http://schemas.microsoft.com/office/word/2010/wordprocessingShape" mc:Ignorable="w14 w15 w16se w16cid w16 w16cex w16sdtdh wp14">
+<w:numbering xmlns:wpc="http://schemas.microsoft.com/office/word/2010/wordprocessingCanvas" xmlns:cx="http://schemas.microsoft.com/office/drawing/2014/chartex" xmlns:cx1="http://schemas.microsoft.com/office/drawing/2015/9/8/chartex" xmlns:cx2="http://schemas.microsoft.com/office/drawing/2015/10/21/chartex" xmlns:cx3="http://schemas.microsoft.com/office/drawing/2016/5/9/chartex" xmlns:cx4="http://schemas.microsoft.com/office/drawing/2016/5/10/chartex" xmlns:cx5="http://schemas.microsoft.com/office/drawing/2016/5/11/chartex" xmlns:cx6="http://schemas.microsoft.com/office/drawing/2016/5/12/chartex" xmlns:cx7="http://schemas.microsoft.com/office/drawing/2016/5/13/chartex" xmlns:cx8="http://schemas.microsoft.com/office/drawing/2016/5/14/chartex" xmlns:mc="http://schemas.openxmlformats.org/markup-compatibility/2006" xmlns:aink="http://schemas.microsoft.com/office/drawing/2016/ink" xmlns:am3d="http://schemas.microsoft.com/office/drawing/2017/model3d" xmlns:o="urn:schemas-microsoft-com:office:office" xmlns:oel="http://schemas.microsoft.com/office/2019/extlst" xmlns:r="http://schemas.openxmlformats.org/officeDocument/2006/relationships" xmlns:m="http://schemas.openxmlformats.org/officeDocument/2006/math" xmlns:v="urn:schemas-microsoft-com:vml" xmlns:wp14="http://schemas.microsoft.com/office/word/2010/wordprocessingDrawing" xmlns:wp="http://schemas.openxmlformats.org/drawingml/2006/wordprocessingDrawing" xmlns:w10="urn:schemas-microsoft-com:office:word" xmlns:w="http://schemas.openxmlformats.org/wordprocessingml/2006/main" xmlns:w14="http://schemas.microsoft.com/office/word/2010/wordml" xmlns:w15="http://schemas.microsoft.com/office/word/2012/wordml" xmlns:w16cex="http://schemas.microsoft.com/office/word/2018/wordml/cex" xmlns:w16cid="http://schemas.microsoft.com/office/word/2016/wordml/cid" xmlns:w16="http://schemas.microsoft.com/office/word/2018/wordml" xmlns:w16du="http://schemas.microsoft.com/office/word/2023/wordml/word16du" xmlns:w16sdtdh="http://schemas.microsoft.com/office/word/2020/wordml/sdtdatahash" xmlns:w16sdtfl="http://schemas.microsoft.com/office/word/2024/wordml/sdtformatlock" xmlns:w16se="http://schemas.microsoft.com/office/word/2015/wordml/symex" xmlns:wpg="http://schemas.microsoft.com/office/word/2010/wordprocessingGroup" xmlns:wpi="http://schemas.microsoft.com/office/word/2010/wordprocessingInk" xmlns:wne="http://schemas.microsoft.com/office/word/2006/wordml" xmlns:wps="http://schemas.microsoft.com/office/word/2010/wordprocessingShape" mc:Ignorable="w14 w15 w16se w16cid w16 w16cex w16sdtdh w16sdtfl w16du wp14">
   <w:abstractNum w:abstractNumId="0" w15:restartNumberingAfterBreak="0">
     <w:nsid w:val="00000402"/>
     <w:multiLevelType w:val="multilevel"/>
@@ -1658,7 +1677,7 @@
 </file>
 
 <file path=word/styles.xml><?xml version="1.0" encoding="utf-8"?>
-<w:styles xmlns:mc="http://schemas.openxmlformats.org/markup-compatibility/2006" xmlns:r="http://schemas.openxmlformats.org/officeDocument/2006/relationships" xmlns:w="http://schemas.openxmlformats.org/wordprocessingml/2006/main" xmlns:w14="http://schemas.microsoft.com/office/word/2010/wordml" xmlns:w15="http://schemas.microsoft.com/office/word/2012/wordml" xmlns:w16cex="http://schemas.microsoft.com/office/word/2018/wordml/cex" xmlns:w16cid="http://schemas.microsoft.com/office/word/2016/wordml/cid" xmlns:w16="http://schemas.microsoft.com/office/word/2018/wordml" xmlns:w16sdtdh="http://schemas.microsoft.com/office/word/2020/wordml/sdtdatahash" xmlns:w16se="http://schemas.microsoft.com/office/word/2015/wordml/symex" mc:Ignorable="w14 w15 w16se w16cid w16 w16cex w16sdtdh">
+<w:styles xmlns:mc="http://schemas.openxmlformats.org/markup-compatibility/2006" xmlns:r="http://schemas.openxmlformats.org/officeDocument/2006/relationships" xmlns:w="http://schemas.openxmlformats.org/wordprocessingml/2006/main" xmlns:w14="http://schemas.microsoft.com/office/word/2010/wordml" xmlns:w15="http://schemas.microsoft.com/office/word/2012/wordml" xmlns:w16cex="http://schemas.microsoft.com/office/word/2018/wordml/cex" xmlns:w16cid="http://schemas.microsoft.com/office/word/2016/wordml/cid" xmlns:w16="http://schemas.microsoft.com/office/word/2018/wordml" xmlns:w16du="http://schemas.microsoft.com/office/word/2023/wordml/word16du" xmlns:w16sdtdh="http://schemas.microsoft.com/office/word/2020/wordml/sdtdatahash" xmlns:w16sdtfl="http://schemas.microsoft.com/office/word/2024/wordml/sdtformatlock" xmlns:w16se="http://schemas.microsoft.com/office/word/2015/wordml/symex" mc:Ignorable="w14 w15 w16se w16cid w16 w16cex w16sdtdh w16sdtfl w16du">
   <w:docDefaults>
     <w:rPrDefault>
       <w:rPr>
